--- a/sourcing/concentrate/concentrate-inquiry-letter.docx
+++ b/sourcing/concentrate/concentrate-inquiry-letter.docx
@@ -43,7 +43,7 @@
           <w:sz w:val="18"/>
           <w:szCs w:val="18"/>
         </w:rPr>
-        <w:t xml:space="preserve">16395 Biscayne Blvd, Apt 818, Aventura, FL 33160, USA  ·  info@ispgroupgc.com  ·  +1 (929) 707-5551</w:t>
+        <w:t xml:space="preserve">16395 Biscayne Blvd, Apt 818, Aventura, FL 33160, USA  ·  estimating@ispgroupgc.com  ·  +1 (929) 707-5551</w:t>
       </w:r>
     </w:p>
     <w:p>
@@ -598,7 +598,7 @@
           <w:sz w:val="22"/>
           <w:szCs w:val="22"/>
         </w:rPr>
-        <w:t xml:space="preserve">info@ispgroupgc.com</w:t>
+        <w:t xml:space="preserve">estimating@ispgroupgc.com</w:t>
       </w:r>
       <w:r>
         <w:rPr>
@@ -679,7 +679,7 @@
           <w:sz w:val="22"/>
           <w:szCs w:val="22"/>
         </w:rPr>
-        <w:t xml:space="preserve">info@ispgroupgc.com  ·  +1 (929) 707-5551</w:t>
+        <w:t xml:space="preserve">estimating@ispgroupgc.com  ·  +1 (929) 707-5551</w:t>
       </w:r>
     </w:p>
     <w:p>

--- a/sourcing/concentrate/concentrate-inquiry-letter.docx
+++ b/sourcing/concentrate/concentrate-inquiry-letter.docx
@@ -43,7 +43,7 @@
           <w:sz w:val="18"/>
           <w:szCs w:val="18"/>
         </w:rPr>
-        <w:t xml:space="preserve">16395 Biscayne Blvd, Apt 818, Aventura, FL 33160, USA  ·  estimating@ispgroupgc.com  ·  +1 (929) 707-5551</w:t>
+        <w:t xml:space="preserve">16395 Biscayne Blvd, Aventura, FL 33160, USA  ·  estimating@ispgroupgc.com</w:t>
       </w:r>
     </w:p>
     <w:p>
@@ -679,7 +679,7 @@
           <w:sz w:val="22"/>
           <w:szCs w:val="22"/>
         </w:rPr>
-        <w:t xml:space="preserve">estimating@ispgroupgc.com  ·  +1 (929) 707-5551</w:t>
+        <w:t xml:space="preserve">estimating@ispgroupgc.com</w:t>
       </w:r>
     </w:p>
     <w:p>

--- a/sourcing/concentrate/concentrate-inquiry-letter.docx
+++ b/sourcing/concentrate/concentrate-inquiry-letter.docx
@@ -653,7 +653,7 @@
           <w:sz w:val="22"/>
           <w:szCs w:val="22"/>
         </w:rPr>
-        <w:t xml:space="preserve">Aleksandr Orlov</w:t>
+        <w:t xml:space="preserve">Estimating Department</w:t>
       </w:r>
     </w:p>
     <w:p>
@@ -666,7 +666,7 @@
           <w:sz w:val="22"/>
           <w:szCs w:val="22"/>
         </w:rPr>
-        <w:t xml:space="preserve">Managing Member — ISP Group LLC</w:t>
+        <w:t xml:space="preserve">ISP Group LLC</w:t>
       </w:r>
     </w:p>
     <w:p>
